--- a/services/agent-api/app/templates/cv_template.docx
+++ b/services/agent-api/app/templates/cv_template.docx
@@ -17,7 +17,17 @@
     </w:p>
     <w:p>
       <w:r>
+        <w:t>{%p if target_role %}</w:t>
+      </w:r>
+    </w:p>
+    <w:p>
+      <w:r>
         <w:t>Tailored for: {{ target_role }}</w:t>
+      </w:r>
+    </w:p>
+    <w:p>
+      <w:r>
+        <w:t>{%p endif %}</w:t>
       </w:r>
     </w:p>
     <w:p>
